--- a/docs/Sprint3/Sprint3GoalBacklog.docx
+++ b/docs/Sprint3/Sprint3GoalBacklog.docx
@@ -412,6 +412,21 @@
           <w:numId w:val="1"/>
         </w:numPr>
         <w:ind w:left="720" w:hanging="360"/>
+      </w:pPr>
+      <w:r>
+        <w:rPr>
+          <w:rtl w:val="0"/>
+        </w:rPr>
+        <w:t xml:space="preserve">App icon [Done, ~1 hr]</w:t>
+      </w:r>
+    </w:p>
+    <w:p>
+      <w:pPr>
+        <w:numPr>
+          <w:ilvl w:val="0"/>
+          <w:numId w:val="1"/>
+        </w:numPr>
+        <w:ind w:left="720" w:hanging="360"/>
         <w:rPr>
           <w:u w:val="none"/>
         </w:rPr>
@@ -439,24 +454,6 @@
           <w:rtl w:val="0"/>
         </w:rPr>
         <w:t xml:space="preserve">Handle continuous (non-epoched) EEG data [Incomplete]</w:t>
-      </w:r>
-    </w:p>
-    <w:p>
-      <w:pPr>
-        <w:numPr>
-          <w:ilvl w:val="0"/>
-          <w:numId w:val="1"/>
-        </w:numPr>
-        <w:ind w:left="720" w:hanging="360"/>
-        <w:rPr>
-          <w:u w:val="none"/>
-        </w:rPr>
-      </w:pPr>
-      <w:r>
-        <w:rPr>
-          <w:rtl w:val="0"/>
-        </w:rPr>
-        <w:t xml:space="preserve">App icon [Incomplete]</w:t>
       </w:r>
     </w:p>
     <w:p>
